--- a/tanoshimi/docs/01_프로젝트_기획서.docx
+++ b/tanoshimi/docs/01_프로젝트_기획서.docx
@@ -1979,7 +1979,7 @@
                 <w:sz w:val="20"/>
                 <w:szCs w:val="20"/>
               </w:rPr>
-              <w:t xml:space="preserve">인앱 알림, 여행 리마인더(스케줄러), 1:1 문의 게시판</w:t>
+              <w:t xml:space="preserve">인앱 알림(팔로우·댓글·파티 신청/승인/거절/강퇴), 1:1 문의 게시판</w:t>
             </w:r>
           </w:p>
         </w:tc>
@@ -5249,7 +5249,7 @@
                 <w:sz w:val="20"/>
                 <w:szCs w:val="20"/>
               </w:rPr>
-              <w:t xml:space="preserve">결제 기능 제거 잔재</w:t>
+              <w:t xml:space="preserve">결제 기능 제거 (해소됨)</w:t>
             </w:r>
           </w:p>
         </w:tc>
@@ -5303,7 +5303,7 @@
                 <w:sz w:val="20"/>
                 <w:szCs w:val="20"/>
               </w:rPr>
-              <w:t xml:space="preserve">엔티티·schema.sql에서 예약/결제 3테이블 정리 필요(별도 작업, P2 예정)</w:t>
+              <w:t xml:space="preserve">코드·schema.sql에서 예약/결제 3테이블·참조 전부 제거 완료(feature/remove-reservation-payment). 기존 DB는 migration_v21 실행</w:t>
             </w:r>
           </w:p>
         </w:tc>
